--- a/docs/word/USER_GUIDE.zh-TW.docx
+++ b/docs/word/USER_GUIDE.zh-TW.docx
@@ -1694,6 +1694,34 @@
           <w:i/>
           <w:sz w:val="22"/>
         </w:rPr>
+        <w:t xml:space="preserve">GitHub 端歷史檔放在 </w:t>
+      </w:r>
+      <w:r>
+        <w:rPr>
+          <w:rFonts w:ascii="Consolas" w:hAnsi="Consolas" w:eastAsia="Consolas"/>
+          <w:color w:val="333333"/>
+          <w:sz w:val="22"/>
+        </w:rPr>
+        <w:t>data/history/</w:t>
+      </w:r>
+      <w:r>
+        <w:rPr>
+          <w:rFonts w:ascii="Calibri" w:hAnsi="Calibri" w:eastAsia="Microsoft JhengHei"/>
+          <w:sz w:val="22"/>
+        </w:rPr>
+        <w:t>，預設只保留最近 90 天；NetSuite File Cabinet 的命名與此獨立。</w:t>
+      </w:r>
+    </w:p>
+    <w:p>
+      <w:pPr>
+        <w:ind w:left="360"/>
+      </w:pPr>
+      <w:r>
+        <w:rPr>
+          <w:rFonts w:ascii="Calibri" w:hAnsi="Calibri" w:eastAsia="Microsoft JhengHei"/>
+          <w:i/>
+          <w:sz w:val="22"/>
+        </w:rPr>
         <w:t>預設</w:t>
       </w:r>
       <w:r>

--- a/docs/word/USER_GUIDE.zh-TW.docx
+++ b/docs/word/USER_GUIDE.zh-TW.docx
@@ -853,24 +853,17 @@
       <w:r>
         <w:rPr>
           <w:rFonts w:ascii="Calibri" w:hAnsi="Calibri" w:eastAsia="Microsoft JhengHei"/>
-          <w:sz w:val="22"/>
-        </w:rPr>
-        <w:t>GitHub Actions 在</w:t>
-      </w:r>
-      <w:r>
-        <w:rPr>
-          <w:rFonts w:ascii="Calibri" w:hAnsi="Calibri" w:eastAsia="Microsoft JhengHei"/>
           <w:b/>
           <w:sz w:val="22"/>
         </w:rPr>
-        <w:t>週一至週五</w:t>
+        <w:t>主要觸發：</w:t>
       </w:r>
       <w:r>
         <w:rPr>
           <w:rFonts w:ascii="Calibri" w:hAnsi="Calibri" w:eastAsia="Microsoft JhengHei"/>
           <w:sz w:val="22"/>
         </w:rPr>
-        <w:t>自動抓取（台灣時間）：</w:t>
+        <w:t xml:space="preserve"> 外部排程（如 cron-job.org）呼叫 GitHub API，建議台灣時間平日：</w:t>
       </w:r>
     </w:p>
     <w:tbl>
@@ -987,6 +980,23 @@
       <w:r>
         <w:rPr>
           <w:rFonts w:ascii="Calibri" w:hAnsi="Calibri" w:eastAsia="Microsoft JhengHei"/>
+          <w:b/>
+          <w:sz w:val="22"/>
+        </w:rPr>
+        <w:t>GitHub 內建備援（較稀疏，僅防外部中斷）：</w:t>
+      </w:r>
+      <w:r>
+        <w:rPr>
+          <w:rFonts w:ascii="Calibri" w:hAnsi="Calibri" w:eastAsia="Microsoft JhengHei"/>
+          <w:sz w:val="22"/>
+        </w:rPr>
+        <w:t xml:space="preserve"> 10:30、15:30、18:30（平日）</w:t>
+      </w:r>
+    </w:p>
+    <w:p>
+      <w:r>
+        <w:rPr>
+          <w:rFonts w:ascii="Calibri" w:hAnsi="Calibri" w:eastAsia="Microsoft JhengHei"/>
           <w:sz w:val="22"/>
         </w:rPr>
         <w:t>說明：</w:t>
@@ -1001,7 +1011,22 @@
           <w:rFonts w:ascii="Calibri" w:hAnsi="Calibri" w:eastAsia="Microsoft JhengHei"/>
           <w:sz w:val="22"/>
         </w:rPr>
-        <w:t>週末與台灣假日不會排程（僅平日）</w:t>
+        <w:t xml:space="preserve">請依 </w:t>
+      </w:r>
+      <w:r>
+        <w:rPr>
+          <w:rFonts w:ascii="Calibri" w:hAnsi="Calibri" w:eastAsia="Microsoft JhengHei"/>
+          <w:color w:val="0563C1"/>
+          <w:sz w:val="22"/>
+        </w:rPr>
+        <w:t>SCHEDULING.zh-TW.md (./SCHEDULING.zh-TW.md)</w:t>
+      </w:r>
+      <w:r>
+        <w:rPr>
+          <w:rFonts w:ascii="Calibri" w:hAnsi="Calibri" w:eastAsia="Microsoft JhengHei"/>
+          <w:sz w:val="22"/>
+        </w:rPr>
+        <w:t xml:space="preserve"> 完成外部 cron 設定（較穩定）</w:t>
       </w:r>
     </w:p>
     <w:p>
@@ -1013,7 +1038,7 @@
           <w:rFonts w:ascii="Calibri" w:hAnsi="Calibri" w:eastAsia="Microsoft JhengHei"/>
           <w:sz w:val="22"/>
         </w:rPr>
-        <w:t>GitHub 排程可能延遲數分鐘</w:t>
+        <w:t>週末預設不跑</w:t>
       </w:r>
     </w:p>
     <w:p>
@@ -1028,13 +1053,6 @@
         </w:rPr>
         <w:t>匯率沒有變化時不會重新發布</w:t>
       </w:r>
-      <w:r>
-        <w:rPr>
-          <w:rFonts w:ascii="Calibri" w:hAnsi="Calibri" w:eastAsia="Microsoft JhengHei"/>
-          <w:sz w:val="22"/>
-        </w:rPr>
-        <w:t>（CDN 內容維持上一版）</w:t>
-      </w:r>
     </w:p>
     <w:p>
       <w:pPr>
@@ -1045,7 +1063,15 @@
           <w:rFonts w:ascii="Calibri" w:hAnsi="Calibri" w:eastAsia="Microsoft JhengHei"/>
           <w:sz w:val="22"/>
         </w:rPr>
-        <w:t>也可由技術人員在 GitHub → Actions 手動執行</w:t>
+        <w:t xml:space="preserve">也可在 GitHub → Actions 手動執行，或跑 </w:t>
+      </w:r>
+      <w:r>
+        <w:rPr>
+          <w:rFonts w:ascii="Consolas" w:hAnsi="Consolas" w:eastAsia="Consolas"/>
+          <w:color w:val="333333"/>
+          <w:sz w:val="22"/>
+        </w:rPr>
+        <w:t>scripts/trigger_update.sh</w:t>
       </w:r>
     </w:p>
     <w:p>

--- a/docs/word/USER_GUIDE.zh-TW.docx
+++ b/docs/word/USER_GUIDE.zh-TW.docx
@@ -853,17 +853,39 @@
       <w:r>
         <w:rPr>
           <w:rFonts w:ascii="Calibri" w:hAnsi="Calibri" w:eastAsia="Microsoft JhengHei"/>
+          <w:sz w:val="22"/>
+        </w:rPr>
+        <w:t>目前為</w:t>
+      </w:r>
+      <w:r>
+        <w:rPr>
+          <w:rFonts w:ascii="Calibri" w:hAnsi="Calibri" w:eastAsia="Microsoft JhengHei"/>
           <w:b/>
           <w:sz w:val="22"/>
         </w:rPr>
-        <w:t>主要觸發：</w:t>
+        <w:t>三層排程</w:t>
       </w:r>
       <w:r>
         <w:rPr>
           <w:rFonts w:ascii="Calibri" w:hAnsi="Calibri" w:eastAsia="Microsoft JhengHei"/>
           <w:sz w:val="22"/>
         </w:rPr>
-        <w:t xml:space="preserve"> 外部排程（如 cron-job.org）呼叫 GitHub API，建議台灣時間平日：</w:t>
+        <w:t xml:space="preserve">（詳見 </w:t>
+      </w:r>
+      <w:r>
+        <w:rPr>
+          <w:rFonts w:ascii="Calibri" w:hAnsi="Calibri" w:eastAsia="Microsoft JhengHei"/>
+          <w:color w:val="0563C1"/>
+          <w:sz w:val="22"/>
+        </w:rPr>
+        <w:t>SCHEDULING.zh-TW.md (./SCHEDULING.zh-TW.md)</w:t>
+      </w:r>
+      <w:r>
+        <w:rPr>
+          <w:rFonts w:ascii="Calibri" w:hAnsi="Calibri" w:eastAsia="Microsoft JhengHei"/>
+          <w:sz w:val="22"/>
+        </w:rPr>
+        <w:t>）：</w:t>
       </w:r>
     </w:p>
     <w:tbl>
@@ -889,7 +911,7 @@
                 <w:b/>
                 <w:sz w:val="20"/>
               </w:rPr>
-              <w:t>時段</w:t>
+              <w:t>層級</w:t>
             </w:r>
           </w:p>
         </w:tc>
@@ -905,7 +927,7 @@
                 <w:b/>
                 <w:sz w:val="20"/>
               </w:rPr>
-              <w:t>時間</w:t>
+              <w:t>時間（台灣，平日）</w:t>
             </w:r>
           </w:p>
         </w:tc>
@@ -922,7 +944,7 @@
                 <w:rFonts w:ascii="Calibri" w:hAnsi="Calibri" w:eastAsia="Microsoft JhengHei"/>
                 <w:sz w:val="20"/>
               </w:rPr>
-              <w:t>營業時段</w:t>
+              <w:t>主要 cron-job.org</w:t>
             </w:r>
           </w:p>
         </w:tc>
@@ -937,7 +959,7 @@
                 <w:rFonts w:ascii="Calibri" w:hAnsi="Calibri" w:eastAsia="Microsoft JhengHei"/>
                 <w:sz w:val="20"/>
               </w:rPr>
-              <w:t>09:10、10:10、11:10、12:10、13:10、14:10、15:10、16:10</w:t>
+              <w:t>09:10–16:10 每小時 + 18:30</w:t>
             </w:r>
           </w:p>
         </w:tc>
@@ -954,7 +976,7 @@
                 <w:rFonts w:ascii="Calibri" w:hAnsi="Calibri" w:eastAsia="Microsoft JhengHei"/>
                 <w:sz w:val="20"/>
               </w:rPr>
-              <w:t>晚間補抓</w:t>
+              <w:t>備援 GitHub cron</w:t>
             </w:r>
           </w:p>
         </w:tc>
@@ -969,30 +991,45 @@
                 <w:rFonts w:ascii="Calibri" w:hAnsi="Calibri" w:eastAsia="Microsoft JhengHei"/>
                 <w:sz w:val="20"/>
               </w:rPr>
-              <w:t>18:30</w:t>
+              <w:t>10:30、15:30、18:30</w:t>
+            </w:r>
+          </w:p>
+        </w:tc>
+      </w:tr>
+      <w:tr>
+        <w:tc>
+          <w:tcPr>
+            <w:tcW w:type="dxa" w:w="4824"/>
+          </w:tcPr>
+          <w:p>
+            <w:r/>
+            <w:r>
+              <w:rPr>
+                <w:rFonts w:ascii="Calibri" w:hAnsi="Calibri" w:eastAsia="Microsoft JhengHei"/>
+                <w:sz w:val="20"/>
+              </w:rPr>
+              <w:t>本機 Mac（可選）</w:t>
+            </w:r>
+          </w:p>
+        </w:tc>
+        <w:tc>
+          <w:tcPr>
+            <w:tcW w:type="dxa" w:w="4824"/>
+          </w:tcPr>
+          <w:p>
+            <w:r/>
+            <w:r>
+              <w:rPr>
+                <w:rFonts w:ascii="Calibri" w:hAnsi="Calibri" w:eastAsia="Microsoft JhengHei"/>
+                <w:sz w:val="20"/>
+              </w:rPr>
+              <w:t>同上；Mac 需開機</w:t>
             </w:r>
           </w:p>
         </w:tc>
       </w:tr>
     </w:tbl>
     <w:p/>
-    <w:p>
-      <w:r>
-        <w:rPr>
-          <w:rFonts w:ascii="Calibri" w:hAnsi="Calibri" w:eastAsia="Microsoft JhengHei"/>
-          <w:b/>
-          <w:sz w:val="22"/>
-        </w:rPr>
-        <w:t>GitHub 內建備援（較稀疏，僅防外部中斷）：</w:t>
-      </w:r>
-      <w:r>
-        <w:rPr>
-          <w:rFonts w:ascii="Calibri" w:hAnsi="Calibri" w:eastAsia="Microsoft JhengHei"/>
-          <w:sz w:val="22"/>
-        </w:rPr>
-        <w:t xml:space="preserve"> 10:30、15:30、18:30（平日）</w:t>
-      </w:r>
-    </w:p>
     <w:p>
       <w:r>
         <w:rPr>
@@ -1009,24 +1046,17 @@
       <w:r>
         <w:rPr>
           <w:rFonts w:ascii="Calibri" w:hAnsi="Calibri" w:eastAsia="Microsoft JhengHei"/>
+          <w:b/>
           <w:sz w:val="22"/>
         </w:rPr>
-        <w:t xml:space="preserve">請依 </w:t>
-      </w:r>
-      <w:r>
-        <w:rPr>
-          <w:rFonts w:ascii="Calibri" w:hAnsi="Calibri" w:eastAsia="Microsoft JhengHei"/>
-          <w:color w:val="0563C1"/>
-          <w:sz w:val="22"/>
-        </w:rPr>
-        <w:t>SCHEDULING.zh-TW.md (./SCHEDULING.zh-TW.md)</w:t>
+        <w:t>匯率沒有變化時不會重新 commit</w:t>
       </w:r>
       <w:r>
         <w:rPr>
           <w:rFonts w:ascii="Calibri" w:hAnsi="Calibri" w:eastAsia="Microsoft JhengHei"/>
           <w:sz w:val="22"/>
         </w:rPr>
-        <w:t xml:space="preserve"> 完成外部 cron 設定（較穩定）</w:t>
+        <w:t>（Actions 仍會跑）</w:t>
       </w:r>
     </w:p>
     <w:p>
@@ -1048,10 +1078,17 @@
       <w:r>
         <w:rPr>
           <w:rFonts w:ascii="Calibri" w:hAnsi="Calibri" w:eastAsia="Microsoft JhengHei"/>
-          <w:b/>
           <w:sz w:val="22"/>
         </w:rPr>
-        <w:t>匯率沒有變化時不會重新發布</w:t>
+        <w:t xml:space="preserve">排程沒啟動時的排查步驟見 </w:t>
+      </w:r>
+      <w:r>
+        <w:rPr>
+          <w:rFonts w:ascii="Calibri" w:hAnsi="Calibri" w:eastAsia="Microsoft JhengHei"/>
+          <w:color w:val="0563C1"/>
+          <w:sz w:val="22"/>
+        </w:rPr>
+        <w:t>SCHEDULING.zh-TW.md §0.2 (./SCHEDULING.zh-TW.md#02-排程沒啟動時怎麼查逐步)</w:t>
       </w:r>
     </w:p>
     <w:p>
@@ -1063,7 +1100,7 @@
           <w:rFonts w:ascii="Calibri" w:hAnsi="Calibri" w:eastAsia="Microsoft JhengHei"/>
           <w:sz w:val="22"/>
         </w:rPr>
-        <w:t xml:space="preserve">也可在 GitHub → Actions 手動執行，或跑 </w:t>
+        <w:t>手動觸發：</w:t>
       </w:r>
       <w:r>
         <w:rPr>
@@ -1071,7 +1108,14 @@
           <w:color w:val="333333"/>
           <w:sz w:val="22"/>
         </w:rPr>
-        <w:t>scripts/trigger_update.sh</w:t>
+        <w:t>./scripts/trigger_update.sh</w:t>
+      </w:r>
+      <w:r>
+        <w:rPr>
+          <w:rFonts w:ascii="Calibri" w:hAnsi="Calibri" w:eastAsia="Microsoft JhengHei"/>
+          <w:sz w:val="22"/>
+        </w:rPr>
+        <w:t xml:space="preserve"> 或 GitHub → Actions → Run workflow</w:t>
       </w:r>
     </w:p>
     <w:p>
@@ -1991,7 +2035,7 @@
           <w:rFonts w:ascii="Calibri" w:hAnsi="Calibri" w:eastAsia="Microsoft JhengHei"/>
           <w:sz w:val="22"/>
         </w:rPr>
-        <w:t>今日匯率尚未變動（系統不會無謂更新）</w:t>
+        <w:t>今日匯率尚未變動（系統不會無謂 commit）</w:t>
       </w:r>
     </w:p>
     <w:p>
@@ -2003,7 +2047,7 @@
           <w:rFonts w:ascii="Calibri" w:hAnsi="Calibri" w:eastAsia="Microsoft JhengHei"/>
           <w:sz w:val="22"/>
         </w:rPr>
-        <w:t>jsDelivr 快取尚未刷新（通常 Actions 成功後會 purge）</w:t>
+        <w:t>jsDelivr 快取尚未刷新</w:t>
       </w:r>
     </w:p>
     <w:p>
@@ -2013,9 +2057,25 @@
       <w:r>
         <w:rPr>
           <w:rFonts w:ascii="Calibri" w:hAnsi="Calibri" w:eastAsia="Microsoft JhengHei"/>
+          <w:b/>
           <w:sz w:val="22"/>
         </w:rPr>
-        <w:t>可改打 GitHub Raw 備援網址確認最新內容</w:t>
+        <w:t>排程沒有觸發</w:t>
+      </w:r>
+      <w:r>
+        <w:rPr>
+          <w:rFonts w:ascii="Calibri" w:hAnsi="Calibri" w:eastAsia="Microsoft JhengHei"/>
+          <w:sz w:val="22"/>
+        </w:rPr>
+        <w:t xml:space="preserve"> → 見 </w:t>
+      </w:r>
+      <w:r>
+        <w:rPr>
+          <w:rFonts w:ascii="Calibri" w:hAnsi="Calibri" w:eastAsia="Microsoft JhengHei"/>
+          <w:color w:val="0563C1"/>
+          <w:sz w:val="22"/>
+        </w:rPr>
+        <w:t>SCHEDULING.zh-TW.md §0.2 (./SCHEDULING.zh-TW.md#02-排程沒啟動時怎麼查逐步)</w:t>
       </w:r>
     </w:p>
     <w:p>
@@ -2028,7 +2088,100 @@
           <w:b/>
           <w:sz w:val="24"/>
         </w:rPr>
-        <w:t>Q3. NetSuite 下載失敗（HTTP 非 200）？</w:t>
+        <w:t>Q3. 排程好像沒在跑？</w:t>
+      </w:r>
+    </w:p>
+    <w:p>
+      <w:r>
+        <w:rPr>
+          <w:rFonts w:ascii="Calibri" w:hAnsi="Calibri" w:eastAsia="Microsoft JhengHei"/>
+          <w:sz w:val="22"/>
+        </w:rPr>
+        <w:t xml:space="preserve">先查 </w:t>
+      </w:r>
+      <w:r>
+        <w:rPr>
+          <w:rFonts w:ascii="Calibri" w:hAnsi="Calibri" w:eastAsia="Microsoft JhengHei"/>
+          <w:color w:val="0563C1"/>
+          <w:sz w:val="22"/>
+        </w:rPr>
+        <w:t>GitHub Actions (https://github.com/ChesleyLo/DownloadBankOfTaiwanExchangeRate/actions)</w:t>
+      </w:r>
+      <w:r>
+        <w:rPr>
+          <w:rFonts w:ascii="Calibri" w:hAnsi="Calibri" w:eastAsia="Microsoft JhengHei"/>
+          <w:sz w:val="22"/>
+        </w:rPr>
+        <w:t xml:space="preserve"> 是否有 </w:t>
+      </w:r>
+      <w:r>
+        <w:rPr>
+          <w:rFonts w:ascii="Consolas" w:hAnsi="Consolas" w:eastAsia="Consolas"/>
+          <w:color w:val="333333"/>
+          <w:sz w:val="22"/>
+        </w:rPr>
+        <w:t>workflow_dispatch</w:t>
+      </w:r>
+      <w:r>
+        <w:rPr>
+          <w:rFonts w:ascii="Calibri" w:hAnsi="Calibri" w:eastAsia="Microsoft JhengHei"/>
+          <w:sz w:val="22"/>
+        </w:rPr>
+        <w:t>。</w:t>
+      </w:r>
+    </w:p>
+    <w:p>
+      <w:r>
+        <w:rPr>
+          <w:rFonts w:ascii="Calibri" w:hAnsi="Calibri" w:eastAsia="Microsoft JhengHei"/>
+          <w:sz w:val="22"/>
+        </w:rPr>
+        <w:t xml:space="preserve">若沒有，查 </w:t>
+      </w:r>
+      <w:r>
+        <w:rPr>
+          <w:rFonts w:ascii="Calibri" w:hAnsi="Calibri" w:eastAsia="Microsoft JhengHei"/>
+          <w:color w:val="0563C1"/>
+          <w:sz w:val="22"/>
+        </w:rPr>
+        <w:t>cron-job.org History (https://console.cron-job.org/jobs)</w:t>
+      </w:r>
+      <w:r>
+        <w:rPr>
+          <w:rFonts w:ascii="Calibri" w:hAnsi="Calibri" w:eastAsia="Microsoft JhengHei"/>
+          <w:sz w:val="22"/>
+        </w:rPr>
+        <w:t xml:space="preserve"> 是否 HTTP 204。</w:t>
+      </w:r>
+    </w:p>
+    <w:p>
+      <w:r>
+        <w:rPr>
+          <w:rFonts w:ascii="Calibri" w:hAnsi="Calibri" w:eastAsia="Microsoft JhengHei"/>
+          <w:sz w:val="22"/>
+        </w:rPr>
+        <w:t>完整步驟：</w:t>
+      </w:r>
+      <w:r>
+        <w:rPr>
+          <w:rFonts w:ascii="Calibri" w:hAnsi="Calibri" w:eastAsia="Microsoft JhengHei"/>
+          <w:color w:val="0563C1"/>
+          <w:sz w:val="22"/>
+        </w:rPr>
+        <w:t>SCHEDULING.zh-TW.md (./SCHEDULING.zh-TW.md)</w:t>
+      </w:r>
+    </w:p>
+    <w:p>
+      <w:pPr>
+        <w:pStyle w:val="Heading3"/>
+      </w:pPr>
+      <w:r>
+        <w:rPr>
+          <w:rFonts w:ascii="Calibri" w:hAnsi="Calibri" w:eastAsia="Microsoft JhengHei"/>
+          <w:b/>
+          <w:sz w:val="24"/>
+        </w:rPr>
+        <w:t>Q4. NetSuite 下載失敗（HTTP 非 200）？</w:t>
       </w:r>
     </w:p>
     <w:p>
@@ -2106,7 +2259,7 @@
           <w:b/>
           <w:sz w:val="24"/>
         </w:rPr>
-        <w:t>Q4. 可以直接給 NetSuite 台銀官方網址嗎？</w:t>
+        <w:t>Q5. 可以直接給 NetSuite 台銀官方網址嗎？</w:t>
       </w:r>
     </w:p>
     <w:p>
@@ -2151,7 +2304,7 @@
           <w:b/>
           <w:sz w:val="24"/>
         </w:rPr>
-        <w:t>Q5. 資料可不可以商用？</w:t>
+        <w:t>Q6. 資料可不可以商用？</w:t>
       </w:r>
     </w:p>
     <w:p>

--- a/docs/word/USER_GUIDE.zh-TW.docx
+++ b/docs/word/USER_GUIDE.zh-TW.docx
@@ -1098,6 +1098,34 @@
       <w:r>
         <w:rPr>
           <w:rFonts w:ascii="Calibri" w:hAnsi="Calibri" w:eastAsia="Microsoft JhengHei"/>
+          <w:b/>
+          <w:sz w:val="22"/>
+        </w:rPr>
+        <w:t>如何確認排程有執行</w:t>
+      </w:r>
+      <w:r>
+        <w:rPr>
+          <w:rFonts w:ascii="Calibri" w:hAnsi="Calibri" w:eastAsia="Microsoft JhengHei"/>
+          <w:sz w:val="22"/>
+        </w:rPr>
+        <w:t xml:space="preserve">見 </w:t>
+      </w:r>
+      <w:r>
+        <w:rPr>
+          <w:rFonts w:ascii="Calibri" w:hAnsi="Calibri" w:eastAsia="Microsoft JhengHei"/>
+          <w:color w:val="0563C1"/>
+          <w:sz w:val="22"/>
+        </w:rPr>
+        <w:t>SCHEDULING.zh-TW.md §0.5 (./SCHEDULING.zh-TW.md#05-如何確認排程有無執行日常操作)</w:t>
+      </w:r>
+    </w:p>
+    <w:p>
+      <w:pPr>
+        <w:pStyle w:val="ListBullet"/>
+      </w:pPr>
+      <w:r>
+        <w:rPr>
+          <w:rFonts w:ascii="Calibri" w:hAnsi="Calibri" w:eastAsia="Microsoft JhengHei"/>
           <w:sz w:val="22"/>
         </w:rPr>
         <w:t>手動觸發：</w:t>
@@ -2088,17 +2116,23 @@
           <w:b/>
           <w:sz w:val="24"/>
         </w:rPr>
-        <w:t>Q3. 排程好像沒在跑？</w:t>
+        <w:t>Q3. 排程好像沒在跑？／如何確認排程有執行？</w:t>
       </w:r>
     </w:p>
     <w:p>
       <w:r>
         <w:rPr>
           <w:rFonts w:ascii="Calibri" w:hAnsi="Calibri" w:eastAsia="Microsoft JhengHei"/>
+          <w:b/>
           <w:sz w:val="22"/>
         </w:rPr>
-        <w:t xml:space="preserve">先查 </w:t>
+        <w:t>日常確認（由快到慢）：</w:t>
       </w:r>
+    </w:p>
+    <w:p>
+      <w:pPr>
+        <w:pStyle w:val="ListNumber"/>
+      </w:pPr>
       <w:r>
         <w:rPr>
           <w:rFonts w:ascii="Calibri" w:hAnsi="Calibri" w:eastAsia="Microsoft JhengHei"/>
@@ -2127,17 +2161,13 @@
           <w:rFonts w:ascii="Calibri" w:hAnsi="Calibri" w:eastAsia="Microsoft JhengHei"/>
           <w:sz w:val="22"/>
         </w:rPr>
-        <w:t>。</w:t>
+        <w:t xml:space="preserve"> 且成功</w:t>
       </w:r>
     </w:p>
     <w:p>
-      <w:r>
-        <w:rPr>
-          <w:rFonts w:ascii="Calibri" w:hAnsi="Calibri" w:eastAsia="Microsoft JhengHei"/>
-          <w:sz w:val="22"/>
-        </w:rPr>
-        <w:t xml:space="preserve">若沒有，查 </w:t>
-      </w:r>
+      <w:pPr>
+        <w:pStyle w:val="ListNumber"/>
+      </w:pPr>
       <w:r>
         <w:rPr>
           <w:rFonts w:ascii="Calibri" w:hAnsi="Calibri" w:eastAsia="Microsoft JhengHei"/>
@@ -2151,7 +2181,77 @@
           <w:rFonts w:ascii="Calibri" w:hAnsi="Calibri" w:eastAsia="Microsoft JhengHei"/>
           <w:sz w:val="22"/>
         </w:rPr>
-        <w:t xml:space="preserve"> 是否 HTTP 204。</w:t>
+        <w:t xml:space="preserve"> 是否 HTTP </w:t>
+      </w:r>
+      <w:r>
+        <w:rPr>
+          <w:rFonts w:ascii="Calibri" w:hAnsi="Calibri" w:eastAsia="Microsoft JhengHei"/>
+          <w:b/>
+          <w:sz w:val="22"/>
+        </w:rPr>
+        <w:t>204</w:t>
+      </w:r>
+    </w:p>
+    <w:p>
+      <w:pPr>
+        <w:pStyle w:val="ListNumber"/>
+      </w:pPr>
+      <w:r>
+        <w:rPr>
+          <w:rFonts w:ascii="Calibri" w:hAnsi="Calibri" w:eastAsia="Microsoft JhengHei"/>
+          <w:color w:val="0563C1"/>
+          <w:sz w:val="22"/>
+        </w:rPr>
+        <w:t>CDN JSON (https://cdn.jsdelivr.net/gh/ChesleyLo/DownloadBankOfTaiwanExchangeRate@main/data/bot-xrt-latest.json)</w:t>
+      </w:r>
+      <w:r>
+        <w:rPr>
+          <w:rFonts w:ascii="Calibri" w:hAnsi="Calibri" w:eastAsia="Microsoft JhengHei"/>
+          <w:sz w:val="22"/>
+        </w:rPr>
+        <w:t xml:space="preserve"> 的 </w:t>
+      </w:r>
+      <w:r>
+        <w:rPr>
+          <w:rFonts w:ascii="Consolas" w:hAnsi="Consolas" w:eastAsia="Consolas"/>
+          <w:color w:val="333333"/>
+          <w:sz w:val="22"/>
+        </w:rPr>
+        <w:t>fetchedAtUtc</w:t>
+      </w:r>
+      <w:r>
+        <w:rPr>
+          <w:rFonts w:ascii="Calibri" w:hAnsi="Calibri" w:eastAsia="Microsoft JhengHei"/>
+          <w:sz w:val="22"/>
+        </w:rPr>
+        <w:t xml:space="preserve"> 是否近期（匯率未變時可能不更新，屬正常）</w:t>
+      </w:r>
+    </w:p>
+    <w:p>
+      <w:pPr>
+        <w:pStyle w:val="ListNumber"/>
+      </w:pPr>
+      <w:r>
+        <w:rPr>
+          <w:rFonts w:ascii="Calibri" w:hAnsi="Calibri" w:eastAsia="Microsoft JhengHei"/>
+          <w:sz w:val="22"/>
+        </w:rPr>
+        <w:t xml:space="preserve">懷疑故障時執行 </w:t>
+      </w:r>
+      <w:r>
+        <w:rPr>
+          <w:rFonts w:ascii="Consolas" w:hAnsi="Consolas" w:eastAsia="Consolas"/>
+          <w:color w:val="333333"/>
+          <w:sz w:val="22"/>
+        </w:rPr>
+        <w:t>./scripts/trigger_update.sh</w:t>
+      </w:r>
+      <w:r>
+        <w:rPr>
+          <w:rFonts w:ascii="Calibri" w:hAnsi="Calibri" w:eastAsia="Microsoft JhengHei"/>
+          <w:sz w:val="22"/>
+        </w:rPr>
+        <w:t xml:space="preserve"> 手動測試</w:t>
       </w:r>
     </w:p>
     <w:p>
@@ -2160,7 +2260,7 @@
           <w:rFonts w:ascii="Calibri" w:hAnsi="Calibri" w:eastAsia="Microsoft JhengHei"/>
           <w:sz w:val="22"/>
         </w:rPr>
-        <w:t>完整步驟：</w:t>
+        <w:t>完整說明與每週檢查清單：</w:t>
       </w:r>
       <w:r>
         <w:rPr>
@@ -2168,7 +2268,7 @@
           <w:color w:val="0563C1"/>
           <w:sz w:val="22"/>
         </w:rPr>
-        <w:t>SCHEDULING.zh-TW.md (./SCHEDULING.zh-TW.md)</w:t>
+        <w:t>SCHEDULING.zh-TW.md §0.5 (./SCHEDULING.zh-TW.md#05-如何確認排程有無執行日常操作)</w:t>
       </w:r>
     </w:p>
     <w:p>
